--- a/course_development/domains/active_inference_robotics/04_autonomous_agents/06_learning/output/lecture-content/06_learning-module.docx
+++ b/course_development/domains/active_inference_robotics/04_autonomous_agents/06_learning/output/lecture-content/06_learning-module.docx
@@ -19,7 +19,7 @@
     </w:p>
     <w:p>
       <w:r>
-        <w:t>This module explores Learning . In the Robotics curriculum, we approach this topic with a focus on specific applications and theoretical depth appropriate for the audience. Learning is a critical component of the 8-part Active Inference spine, bridging the gap between [Previous Topic] and [Next Topic].</w:t>
+        <w:t>This module explores Learning . In the Robotics curriculum, we approach this topic with a focus on specific applications and theoretical depth appropriate for the audience. Learning is a critical component of the 8-part Active Inference spine, bridging the gap between Action and Communication.</w:t>
       </w:r>
     </w:p>
     <w:p>
@@ -66,9 +66,9 @@
       <w:r>
         <w:t>In Robotics, we see Learning manifest in:</w:t>
         <w:br/>
-        <w:t>* Specific Example 1 : [Add domain-specific example here]</w:t>
+        <w:t>* Specific Example 1 : A self-driving vehicle's prediction module learns pedestrian behavior models from millions of miles of driving data, updating the parameters of its trajectory-prediction neural network to minimize prediction error on held-out scenarios; over time, the model learns context-dependent priors -- pedestrians near crosswalks are likely to cross, pedestrians at bus stops are likely to remain stationary -- that reduce the free energy of the generative model by encoding structured prior knowledge that pure physics-based prediction cannot capture.</w:t>
         <w:br/>
-        <w:t>* Specific Example 2 : [Add domain-specific example here]</w:t>
+        <w:t>* Specific Example 2 : An autonomous drone performing package delivery in a new city learns a wind disturbance model specific to the local urban canyon environment by recording control corrections applied during initial flights; a neural network maps GPS position and altitude to expected wind vector, and after 50 delivery flights the learned model reduces position tracking error by 40% compared to the nominal controller, demonstrating how autonomous agents update their generative models from operational experience to improve future performance without manual recalibration.</w:t>
       </w:r>
     </w:p>
     <w:p>
